--- a/docs/Informe_Tecnico_ShopMart_Olist.docx
+++ b/docs/Informe_Tecnico_ShopMart_Olist.docx
@@ -995,6 +995,18 @@
           <w:i w:val="0"/>
         </w:rPr>
         <w:t>El modelo mejora de forma consistente sobre el baseline en PR-AUC (0.059 vs. 0.033 de tasa base), pero el valor absoluto es modesto y confirma la hipótesis del EDA: la recompra depende de factores no observados en el dataset (competencia, necesidad real del producto, campañas externas). Traducido a negocio: contactar al 10% de clientes con mayor score produce una tasa de recompra observada 2.27 veces superior a un contacto aleatorio — un lift moderado pero accionable para focalizar presupuesto de marketing/CRM. El análisis de permutation importance (figura 6) muestra que las variables más influyentes coinciden con las señales identificadas en el EDA (valor del pedido, cuotas de pago, flete, tiempos de entrega y algunas categorías de producto), dando consistencia narrativa entre el análisis exploratorio y el modelo final. Es relevante que ninguna categoría de customer_state figura entre esas 15 variables (de 70 columnas transformadas): la decisión de alcance de no integrar la tabla de geolocalización (sección 1.4) no limitó el desempeño del modelo, ya que la variación geográfica —incluso a nivel de estado— no resultó ser una señal relevante para la recompra. El análisis de errores por subgrupo (categoría de producto, customer_state) no reveló degradaciones sistemáticas de desempeño, aunque el volumen por subgrupo es limitado y estas estimaciones deben tratarse como orientativas (ver sección 4.1).</w:t>
+      </w:r>
+    </w:p>
+    <w:p>
+      <w:pPr/>
+      <w:r>
+        <w:t>En términos de ROC-AUC, el modelo alcanza 0.6308 en test: si se toma al azar un cliente que sí recompró y uno que no, el modelo le asigna mayor score al que sí recompró en el 63% de esas comparaciones (0.50 equivale a un ordenamiento puramente al azar, 1.00 a un orden perfecto). Es una mejora clara pero moderada sobre el azar, consistente con la señal predictiva modesta ya señalada para PR-AUC.</w:t>
+      </w:r>
+    </w:p>
+    <w:p>
+      <w:pPr/>
+      <w:r>
+        <w:t>El Brier score de test (0.0317) mide qué tan cerca están, en promedio, las probabilidades predichas por el modelo del resultado real (0 = probabilidades perfectas). Esta cifra debe leerse con cautela: como solo ~3.3% de los clientes recompra, un modelo que no aprendiera nada y predijera siempre la tasa base ya obtendría un Brier score bajo, así que el valor por sí solo no certifica un buen desempeño — debe interpretarse junto con el PR-AUC y el lift ya reportados, no de forma aislada.</w:t>
       </w:r>
     </w:p>
     <w:p>

--- a/docs/Informe_Tecnico_ShopMart_Olist.docx
+++ b/docs/Informe_Tecnico_ShopMart_Olist.docx
@@ -994,7 +994,7 @@
           <w:b w:val="0"/>
           <w:i w:val="0"/>
         </w:rPr>
-        <w:t>El modelo mejora de forma consistente sobre el baseline en PR-AUC (0.059 vs. 0.033 de tasa base), pero el valor absoluto es modesto y confirma la hipótesis del EDA: la recompra depende de factores no observados en el dataset (competencia, necesidad real del producto, campañas externas). Traducido a negocio: contactar al 10% de clientes con mayor score produce una tasa de recompra observada 2.27 veces superior a un contacto aleatorio — un lift moderado pero accionable para focalizar presupuesto de marketing/CRM. El análisis de permutation importance (figura 6) muestra que las variables más influyentes coinciden con las señales identificadas en el EDA (valor del pedido, cuotas de pago, flete, tiempos de entrega y algunas categorías de producto), dando consistencia narrativa entre el análisis exploratorio y el modelo final. Es relevante que ninguna categoría de customer_state figura entre esas 15 variables (de 70 columnas transformadas): la decisión de alcance de no integrar la tabla de geolocalización (sección 1.4) no limitó el desempeño del modelo, ya que la variación geográfica —incluso a nivel de estado— no resultó ser una señal relevante para la recompra. El análisis de errores por subgrupo (categoría de producto, customer_state) no reveló degradaciones sistemáticas de desempeño, aunque el volumen por subgrupo es limitado y estas estimaciones deben tratarse como orientativas (ver sección 4.1).</w:t>
+        <w:t>El modelo mejora de forma consistente sobre el baseline en PR-AUC (0.059 vs. 0.033 de tasa base), pero el valor absoluto es modesto y confirma la hipótesis del EDA: la recompra depende de factores no observados en el dataset (competencia, necesidad real del producto, campañas externas). Traducido a negocio: contactar al 10% de clientes con mayor score produce una tasa de recompra observada 2.27 veces superior a un contacto aleatorio — un lift moderado pero accionable para focalizar presupuesto de marketing/CRM. El análisis de permutation importance (figura 6) muestra que las variables más influyentes coinciden con las señales identificadas en el EDA (valor del pedido, cuotas de pago, flete, tiempos de entrega y algunas categorías de producto), dando consistencia narrativa entre el análisis exploratorio y el modelo final. Es relevante que ninguna categoría de customer_state figura entre esas 15 variables (de 70 columnas transformadas): la decisión de alcance de no integrar la tabla de geolocalización (sección 1.4) no limitó el desempeño del modelo, ya que la variación geográfica —incluso a nivel de estado— no resultó ser una señal relevante para la recompra. El análisis de errores por subgrupo (sección 4.1) muestra: por categoría de producto, ninguna degradación sistemática de desempeño; por customer_state (27 estados), el PR-AUC varía entre 0.025 y 0.208 para los 24 estados con al menos un cliente que recompró en test —sin un patrón geográfico evidente—, mientras que 3 estados (SE, AM, RR) no tuvieron ningún caso de recompra en test y quedan sin evaluar; el volumen por subgrupo es limitado en ambos ejes y estas estimaciones deben tratarse como orientativas.</w:t>
       </w:r>
     </w:p>
     <w:p>
@@ -1076,7 +1076,7 @@
           <w:b w:val="0"/>
           <w:i w:val="0"/>
         </w:rPr>
-        <w:t>Se implementó una función mínima de inferencia (predict_one) que recibe las features crudas de un primer pedido, aplica el preprocessor.joblib persistido y devuelve la probabilidad de recompra y la decisión bajo el umbral calibrado — lista para envolverse en un endpoint de API (p. ej. FastAPI). El modelo es liviano (HistGradientBoostingClassifier con 150 iteraciones) y su latencia de inferencia es del orden de milisegundos por registro, compatible con un endpoint síncrono. Para un despliegue real se recomienda: reentrenamiento periódico (p. ej. trimestral, dado el carácter estático del dataset de entrenamiento), monitoreo de data drift en las variables de mayor importancia, versionado del model_card.json junto con cada despliegue, y supervisión humana antes de excluir clientes de campañas basándose únicamente en el score.</w:t>
+        <w:t>Se implementó una función mínima de inferencia (predict_one) que recibe las features crudas de un primer pedido, aplica el preprocessor.joblib persistido y devuelve la probabilidad de recompra y la decisión bajo el umbral calibrado — lista para envolverse en un endpoint de API (p. ej. FastAPI). El modelo es liviano (HistGradientBoostingClassifier con 62 rondas de boosting realmente entrenadas, por debajo del techo de 150 buscado en la optimización de hiperparámetros, gracias al early stopping automático de scikit-learn) y su latencia de inferencia es del orden de milisegundos por registro, compatible con un endpoint síncrono. Para un despliegue real se recomienda: reentrenamiento periódico (p. ej. trimestral, dado el carácter estático del dataset de entrenamiento), monitoreo de data drift en las variables de mayor importancia, versionado del model_card.json junto con cada despliegue, y supervisión humana antes de excluir clientes de campañas basándose únicamente en el score.</w:t>
       </w:r>
     </w:p>
     <w:p>
@@ -1112,7 +1112,7 @@
           <w:b w:val="0"/>
           <w:i w:val="0"/>
         </w:rPr>
-        <w:t>customer_state se usa únicamente como feature predictiva, nunca como criterio de exclusión de campañas, para evitar decisiones discriminatorias por geografía. El desempeño del modelo por categoría de producto y por estado no mostró disparidades sistemáticas severas, aunque el tamaño muestral por subgrupo es limitado y se recomienda monitorear esta métrica si el modelo se pusiera en producción. En la segmentación RFM se usaron etiquetas de negocio neutrales (p. ej. "en_riesgo_bajo_valor", "premium_recientes") derivadas de las características de comportamiento real de cada segmento (recencia y frecuencia), evitando etiquetas cargadas de valor o estigmatizantes.</w:t>
+        <w:t>customer_state se usa únicamente como feature predictiva, nunca como criterio de exclusión de campañas, para evitar decisiones discriminatorias por geografía. El desempeño del modelo se audita explícitamente por categoría de producto y por customer_state (ver sección 3.4): no se observa una disparidad sistemática severa entre los estados con volumen suficiente para ser confiables (PR-AUC entre 0.025 y 0.208 en 24 de 27 estados), aunque 3 estados no tuvieron ningún caso positivo en test y quedan sin evaluar, y se recomienda monitorear esta métrica con más datos si el modelo se pusiera en producción. En la segmentación RFM se usaron etiquetas de negocio neutrales (p. ej. "en_riesgo_bajo_valor", "premium_recientes") derivadas de las características de comportamiento real de cada segmento (recencia y frecuencia), evitando etiquetas cargadas de valor o estigmatizantes.</w:t>
       </w:r>
     </w:p>
     <w:p>

--- a/docs/Informe_Tecnico_ShopMart_Olist.docx
+++ b/docs/Informe_Tecnico_ShopMart_Olist.docx
@@ -620,7 +620,7 @@
           <w:b w:val="0"/>
           <w:i w:val="0"/>
         </w:rPr>
-        <w:t>Se evaluaron tres candidatos: un DummyClassifier (cota inferior, reproduce la tasa base sin usar señal), una LogisticRegression con class_weight='balanced' (modelo interpretable, coeficientes auditables) y un HistGradientBoostingClassifier (ensemble de árboles, robusto a las colas largas detectadas en el EDA y capaz de capturar interacciones no lineales entre variables). La hipótesis de trabajo, dado que el EDA no encontró variables individuales con correlación fuerte con el target, fue que un ensemble superaría moderadamente tanto al baseline como al modelo lineal. La comparación por validación cruzada (sección 3.3) solo confirmó parte de esta hipótesis: ambos modelos superaron claramente al baseline, pero la regresión logística obtuvo un PR-AUC de CV ligeramente superior al del ensemble — un empate técnico esperable cuando la señal subyacente es débil y sin interacciones fuertes. Se optó igualmente por continuar la optimización de hiperparámetros sobre el ensemble, por su mayor margen de mejora vía tuning y su capacidad de capturar interacciones no explotadas por un modelo lineal.</w:t>
+        <w:t>Se evaluaron tres candidatos: un DummyClassifier (cota inferior, reproduce la tasa base sin usar señal), una LogisticRegression con class_weight='balanced' (modelo interpretable, coeficientes auditables) y un HistGradientBoostingClassifier (ensemble de árboles, robusto a las colas largas detectadas en el EDA y capaz de capturar interacciones no lineales entre variables). La comparación por validación cruzada dentro del conjunto de entrenamiento (sección 3.3) mostró que ambos modelos superan claramente al baseline, y que el ensemble supera con margen claro a la regresión logística (PR-AUC de CV 0.0619 vs. 0.0507). Se seleccionó HistGradientBoostingClassifier para la optimización de hiperparámetros, consistente con esa ventaja y con su mayor capacidad de capturar interacciones no explotadas por un modelo lineal. Sin embargo, esta ventaja se mide únicamente mediante folds aleatorios dentro de la ventana temporal de entrenamiento: la sección 3.4 muestra que no se sostiene al evaluar sobre validación y test, que son estrictamente posteriores en el tiempo — una advertencia metodológica central de este trabajo (ver también sección 5.1).</w:t>
       </w:r>
     </w:p>
     <w:p>
@@ -638,7 +638,7 @@
           <w:b w:val="0"/>
           <w:i w:val="0"/>
         </w:rPr>
-        <w:t>Partición hold-out estratificada 70/15/15 (train/val/test) sobre repeat_purchase, ordenada temporalmente antes del split para que el test contenga a los clientes más recientes. Validación cruzada StratifiedKFold (3 folds) para preservar la proporción de clases dado el desbalance severo. Optimización de hiperparámetros del HistGradientBoostingClassifier con RandomizedSearchCV (6 combinaciones, scoring=average_precision) sobre max_iter, max_depth, learning_rate, l2_regularization y min_samples_leaf. El umbral de decisión final no se fija en 0.5 (produciría recall≈0 para la clase minoritaria) sino que se calibra maximizando F1 sobre el conjunto de validación. Semilla fija (RANDOM_STATE=42) en todos los pasos con aleatoriedad.</w:t>
+        <w:t>Partición hold-out 70/15/15 (train/val/test) sobre repeat_purchase, particionada por orden temporal dentro de cada clase de repeat_purchase por separado (no con un corte cronológico global, que rompería el balance de clases documentado — ver Notebook 1, sección 6): el test queda compuesto, en su mayoría, por los clientes cronológicamente más recientes, y train por los más antiguos, preservando al mismo tiempo el ~3.3% de recompra en las tres particiones. Validación cruzada StratifiedKFold (3 folds) dentro del conjunto de entrenamiento para preservar la proporción de clases dado el desbalance severo. Optimización de hiperparámetros del HistGradientBoostingClassifier con RandomizedSearchCV (6 combinaciones, scoring=average_precision) sobre max_iter, max_depth, learning_rate, l2_regularization y min_samples_leaf. El umbral de decisión final no se fija en 0.5 (produciría recall≈0 para la clase minoritaria) sino que se calibra maximizando F1 sobre el conjunto de validación. Semilla fija (RANDOM_STATE=42) en todos los pasos con aleatoriedad.</w:t>
       </w:r>
     </w:p>
     <w:p>
@@ -656,7 +656,7 @@
           <w:b w:val="0"/>
           <w:i w:val="0"/>
         </w:rPr>
-        <w:t>La comparación inicial por validación cruzada (detalle en sección 3.1) mostró un empate técnico entre la regresión logística (PR-AUC CV = 0.0468) y el ensemble (PR-AUC CV = 0.0455), ambos por encima del baseline (0.0330):</w:t>
+        <w:t>La comparación inicial por validación cruzada (detalle en sección 3.1) mostró que el ensemble supera con margen claro a la regresión logística (PR-AUC CV = 0.0619 vs. 0.0507), ambos por encima del baseline (0.0330):</w:t>
       </w:r>
     </w:p>
     <w:p>
@@ -832,7 +832,7 @@
               <w:rPr>
                 <w:sz w:val="20"/>
               </w:rPr>
-              <w:t>0.0494</w:t>
+              <w:t>0.0180</w:t>
             </w:r>
           </w:p>
         </w:tc>
@@ -846,7 +846,7 @@
               <w:rPr>
                 <w:sz w:val="20"/>
               </w:rPr>
-              <w:t>0.6073</w:t>
+              <w:t>0.1252</w:t>
             </w:r>
           </w:p>
         </w:tc>
@@ -890,7 +890,7 @@
               <w:rPr>
                 <w:sz w:val="20"/>
               </w:rPr>
-              <w:t>0.0590</w:t>
+              <w:t>0.0368</w:t>
             </w:r>
           </w:p>
         </w:tc>
@@ -904,7 +904,7 @@
               <w:rPr>
                 <w:sz w:val="20"/>
               </w:rPr>
-              <w:t>0.6308</w:t>
+              <w:t>0.4627</w:t>
             </w:r>
           </w:p>
         </w:tc>
@@ -918,7 +918,7 @@
               <w:rPr>
                 <w:sz w:val="20"/>
               </w:rPr>
-              <w:t>Brier=0.0317 · Lift top-decil=2.27x</w:t>
+              <w:t>Brier=0.0325 · Lift top-decil=1.00x</w:t>
             </w:r>
           </w:p>
         </w:tc>
@@ -994,19 +994,19 @@
           <w:b w:val="0"/>
           <w:i w:val="0"/>
         </w:rPr>
-        <w:t>El modelo mejora de forma consistente sobre el baseline en PR-AUC (0.059 vs. 0.033 de tasa base), pero el valor absoluto es modesto y confirma la hipótesis del EDA: la recompra depende de factores no observados en el dataset (competencia, necesidad real del producto, campañas externas). Traducido a negocio: contactar al 10% de clientes con mayor score produce una tasa de recompra observada 2.27 veces superior a un contacto aleatorio — un lift moderado pero accionable para focalizar presupuesto de marketing/CRM. El análisis de permutation importance (figura 6) muestra que las variables más influyentes coinciden con las señales identificadas en el EDA (valor del pedido, cuotas de pago, flete, tiempos de entrega y algunas categorías de producto), dando consistencia narrativa entre el análisis exploratorio y el modelo final. Es relevante que ninguna categoría de customer_state figura entre esas 15 variables (de 70 columnas transformadas): la decisión de alcance de no integrar la tabla de geolocalización (sección 1.4) no limitó el desempeño del modelo, ya que la variación geográfica —incluso a nivel de estado— no resultó ser una señal relevante para la recompra. El análisis de errores por subgrupo (sección 4.1) muestra: por categoría de producto, ninguna degradación sistemática de desempeño; por customer_state (27 estados), el PR-AUC varía entre 0.025 y 0.208 para los 24 estados con al menos un cliente que recompró en test —sin un patrón geográfico evidente—, mientras que 3 estados (SE, AM, RR) no tuvieron ningún caso de recompra en test y quedan sin evaluar; el volumen por subgrupo es limitado en ambos ejes y estas estimaciones deben tratarse como orientativas.</w:t>
+        <w:t>Con la partición train/val/test corregida (temporal dentro de cada clase, sección 3.2), el resultado cambia de forma sustancial respecto a lo reportado con la partición aleatoria anterior: el PR-AUC de test cae a 0.037, apenas por encima del baseline (0.033), y el lift del decil superior cae a ≈1.00x — es decir, contactar al 10% de clientes con mayor score produce una tasa de recompra prácticamente idéntica a un contacto aleatorio. Esto contradice directamente el resultado de validación cruzada de la sección 3.1, donde el mismo modelo superaba con margen claro a la regresión logística (PR-AUC CV 0.0619 vs. 0.0507): esa ventaja, medida con folds aleatorios dentro de la ventana temporal de entrenamiento, no se traduce en absoluto en capacidad de generalizar hacia clientes estrictamente posteriores en el tiempo. Esta brecha entre el desempeño "dentro de muestra" (CV) y el desempeño genuinamente prospectivo (val/test) es el hallazgo metodológico central de este trabajo: una validación cruzada que no respeta el orden temporal — como la que se usaba antes de corregir el split (sección 3.2) — puede ocultar por completo la falta de generalización hacia el futuro de un modelo, incluso cuando luce sólido dentro de esa validación. Bajo el umbral calibrado (≈0.01, el límite inferior del rango de búsqueda), el modelo predice "recompra" para más del 99% de los clientes de test, en prácticamente todas las categorías de producto y todos los estados — un comportamiento casi constante que confirma la pérdida de poder discriminativo, no una mejora de recall genuina. El análisis de permutation importance (figura 6) muestra una composición de variables influyentes distinta a la reportada antes (destaca ahora la categoría furniture_decor, cuotas de pago, precio por ítem, peso y flete, y aparece por primera vez el estado customer_state_CE entre las 15 variables), pero dado el colapso de desempeño general, esta importancia debe leerse como qué variables mueven las escasas diferencias residuales del score, no como evidencia de una señal de negocio útil. El análisis de errores por subgrupo (sección 4.1) confirma el mismo patrón degenerado en las 27 categorías de estado y 16 categorías de producto: no hay una disparidad sistemática identificable porque no hay discriminación selectiva alguna que disparar — el modelo trata a casi todos los subgrupos por igual (tasa predicha de recompra entre 98.7% y 100% en todos los estados).</w:t>
       </w:r>
     </w:p>
     <w:p>
       <w:pPr/>
       <w:r>
-        <w:t>En términos de ROC-AUC, el modelo alcanza 0.6308 en test: si se toma al azar un cliente que sí recompró y uno que no, el modelo le asigna mayor score al que sí recompró en el 63% de esas comparaciones (0.50 equivale a un ordenamiento puramente al azar, 1.00 a un orden perfecto). Es una mejora clara pero moderada sobre el azar, consistente con la señal predictiva modesta ya señalada para PR-AUC.</w:t>
+        <w:t>En términos de ROC-AUC, el modelo alcanza 0.4627 en test y 0.1252 en validación — ambos por debajo de 0.50, el valor esperado de un ordenamiento puramente al azar. Un ROC-AUC de validación de 0.1252 significa que, en más de 8 de cada 10 comparaciones entre un cliente que sí recompró y uno que no, el modelo le asigna mayor score al que NO recompró: el modelo ordena peor que el azar, no simplemente "no mejor que el azar". Esto es consistente con la caída de PR-AUC y de lift ya señalada, y confirma que la ventaja observada en validación cruzada (sección 3.1) no refleja una capacidad real de discriminación hacia adelante en el tiempo.</w:t>
       </w:r>
     </w:p>
     <w:p>
       <w:pPr/>
       <w:r>
-        <w:t>El Brier score de test (0.0317) mide qué tan cerca están, en promedio, las probabilidades predichas por el modelo del resultado real (0 = probabilidades perfectas). Esta cifra debe leerse con cautela: como solo ~3.3% de los clientes recompra, un modelo que no aprendiera nada y predijera siempre la tasa base ya obtendría un Brier score bajo, así que el valor por sí solo no certifica un buen desempeño — debe interpretarse junto con el PR-AUC y el lift ya reportados, no de forma aislada.</w:t>
+        <w:t>El Brier score de test (0.0325) mide qué tan cerca están, en promedio, las probabilidades predichas por el modelo del resultado real (0 = probabilidades perfectas). Esta cifra debe leerse con cautela: como solo ~3.3% de los clientes recompra, un modelo que no aprendiera nada y predijera siempre la tasa base ya obtendría un Brier score bajo, así que el valor por sí solo no certifica un buen desempeño — en este caso, es coherente con el resto de la evidencia (PR-AUC, ROC-AUC y lift) de que el modelo no logra una discriminación útil bajo la partición temporal corregida.</w:t>
       </w:r>
     </w:p>
     <w:p>
@@ -1076,7 +1076,7 @@
           <w:b w:val="0"/>
           <w:i w:val="0"/>
         </w:rPr>
-        <w:t>Se implementó una función mínima de inferencia (predict_one) que recibe las features crudas de un primer pedido, aplica el preprocessor.joblib persistido y devuelve la probabilidad de recompra y la decisión bajo el umbral calibrado — lista para envolverse en un endpoint de API (p. ej. FastAPI). El modelo es liviano (HistGradientBoostingClassifier con 62 rondas de boosting realmente entrenadas, por debajo del techo de 150 buscado en la optimización de hiperparámetros, gracias al early stopping automático de scikit-learn) y su latencia de inferencia es del orden de milisegundos por registro, compatible con un endpoint síncrono. Para un despliegue real se recomienda: reentrenamiento periódico (p. ej. trimestral, dado el carácter estático del dataset de entrenamiento), monitoreo de data drift en las variables de mayor importancia, versionado del model_card.json junto con cada despliegue, y supervisión humana antes de excluir clientes de campañas basándose únicamente en el score.</w:t>
+        <w:t>Se implementó una función mínima de inferencia (predict_one) que recibe las features crudas de un primer pedido, aplica el preprocessor.joblib persistido y devuelve la probabilidad de recompra y la decisión bajo el umbral calibrado. El modelo es liviano (HistGradientBoostingClassifier con 118 rondas de boosting realmente entrenadas, por debajo del techo de 150 buscado en la optimización de hiperparámetros) y su latencia de inferencia es del orden de milisegundos por registro. Sin embargo, dado que bajo la validación temporal correcta (sección 3.4) el modelo no muestra capacidad de generalizar hacia clientes futuros mejor que el azar, no se recomienda desplegarlo en su forma actual. Esta función de inferencia se documenta como prueba de concepto de la arquitectura (no requerida para el alcance académico), no como una recomendación de puesta en producción. Si se retomara esta línea con evidencia de un modelo que sí generalice, sería indispensable, como mínimo: reentrenamiento periódico con una ventana de validación temporal amplia, monitoreo explícito de data drift, versionado del model_card.json junto con cada intento, y supervisión humana antes de excluir clientes de campañas basándose únicamente en el score.</w:t>
       </w:r>
     </w:p>
     <w:p>
@@ -1112,7 +1112,7 @@
           <w:b w:val="0"/>
           <w:i w:val="0"/>
         </w:rPr>
-        <w:t>customer_state se usa únicamente como feature predictiva, nunca como criterio de exclusión de campañas, para evitar decisiones discriminatorias por geografía. El desempeño del modelo se audita explícitamente por categoría de producto y por customer_state (ver sección 3.4): no se observa una disparidad sistemática severa entre los estados con volumen suficiente para ser confiables (PR-AUC entre 0.025 y 0.208 en 24 de 27 estados), aunque 3 estados no tuvieron ningún caso positivo en test y quedan sin evaluar, y se recomienda monitorear esta métrica con más datos si el modelo se pusiera en producción. En la segmentación RFM se usaron etiquetas de negocio neutrales (p. ej. "en_riesgo_bajo_valor", "premium_recientes") derivadas de las características de comportamiento real de cada segmento (recencia y frecuencia), evitando etiquetas cargadas de valor o estigmatizantes.</w:t>
+        <w:t>customer_state se usa únicamente como feature predictiva, nunca como criterio de exclusión de campañas, para evitar decisiones discriminatorias por geografía. Bajo la partición temporal corregida, el análisis por categoría de producto y por customer_state (ver sección 3.4) no muestra evidencia de discriminación selectiva por subgrupo, pero por una razón distinta a la reportada antes: el modelo colapsó a predecir "recompra" para prácticamente todos los clientes (tasa predicha entre 98.7% y 100% en los 27 estados y las 16 categorías), de forma casi uniforme entre subgrupos. Esto no debe leerse como evidencia de equidad del modelo, sino como síntoma de la pérdida general de poder discriminativo ya documentada — un modelo sin capacidad de discriminar no puede, por definición, discriminar de forma desigual entre subgrupos, pero tampoco aporta valor de priorización a ninguno de ellos. Se recomienda repetir esta auditoría si el modelo se reentrena con una solución al problema de generalización temporal detectado. En la segmentación RFM se usaron etiquetas de negocio neutrales (p. ej. "en_riesgo_bajo_valor", "premium_recientes") derivadas de las características de comportamiento real de cada segmento (recencia y frecuencia), evitando etiquetas cargadas de valor o estigmatizantes.</w:t>
       </w:r>
     </w:p>
     <w:p>
@@ -1148,7 +1148,7 @@
           <w:b w:val="0"/>
           <w:i w:val="0"/>
         </w:rPr>
-        <w:t>El principal riesgo técnico es la señal predictiva débil del modelo (PR-AUC bajo en términos absolutos): usarlo como única fuente de decisión, sin supervisión humana, podría llevar a excluir erróneamente a clientes de campañas de retención. Se recomienda usar el score como insumo de priorización, no como filtro binario automático, y mantener frequency capping y opciones de control para el cliente en cualquier campaña derivada. El dataset es una fotografía estática 2016–2018: el modelo requeriría reentrenamiento periódico y monitoreo de drift antes de cualquier uso productivo. La personalización derivada de este análisis debe mejorar la experiencia del cliente sin explotar sesgos de gasto ni fomentar consumo excesivo en segmentos vulnerables.</w:t>
+        <w:t>El principal riesgo técnico, confirmado por la validación temporal corregida (sección 3.4), es que el modelo no generaliza hacia clientes futuros mejor que un contacto aleatorio (lift ≈1.00x, ROC-AUC de validación por debajo de 0.5): usarlo como fuente de decisión de negocio en su forma actual, con o sin supervisión humana, no aportaría el valor de priorización que originalmente se buscaba, y podría dar una falsa sensación de rigor a decisiones de marketing que en realidad no están mejor informadas que el azar. Se recomienda no usar este modelo en producción mientras no se resuelva el problema de generalización temporal detectado, y —si en el futuro se dispusiera de una versión que sí generalice— usar el score siempre como insumo de priorización, nunca como filtro binario automático, manteniendo supervisión humana y opciones de control para el cliente en cualquier campaña derivada. El dataset es una fotografía estática 2016–2018: cualquier modelo derivado de él requeriría reentrenamiento periódico y monitoreo de drift antes de cualquier uso productivo. La personalización derivada de este análisis debe mejorar la experiencia del cliente sin explotar sesgos de gasto ni fomentar consumo excesivo en segmentos vulnerables.</w:t>
       </w:r>
     </w:p>
     <w:p>
@@ -1190,23 +1190,23 @@
         <w:pStyle w:val="ListParagraph"/>
       </w:pPr>
       <w:r>
-        <w:t>•  El modelo final (HistGradientBoostingClassifier optimizado) mejora de forma consistente sobre el baseline y produce un lift de 2.27x en el decil superior de score frente a un contacto aleatorio: aporta valor de negocio accionable, aunque la señal predictiva es modesta.</w:t>
-      </w:r>
-    </w:p>
-    <w:p>
-      <w:pPr>
-        <w:pStyle w:val="ListParagraph"/>
-      </w:pPr>
-      <w:r>
-        <w:t>•  Ninguna variable individual —incluida la satisfacción declarada en la reseña (review_score)— es un driver fuerte de la recompra por sí sola; el modelo aprende principalmente de variables de valor y complejidad del pedido (cuotas de pago, precio, flete) y de tiempos de entrega, no de la satisfacción declarada, un hallazgo relevante para no sobre-invertir en iniciativas basadas solo en reseñas.</w:t>
-      </w:r>
-    </w:p>
-    <w:p>
-      <w:pPr>
-        <w:pStyle w:val="ListParagraph"/>
-      </w:pPr>
-      <w:r>
-        <w:t>•  La segmentación RFM complementaria identifica un segmento numeroso de clientes "en riesgo/bajo valor" (alta recencia, bajo monto) como la mayor oportunidad de reactivación para ShopMart.</w:t>
+        <w:t>•  El modelo final (HistGradientBoostingClassifier optimizado), evaluado con la partición train/val/test corregida (genuinamente ordenada en el tiempo), no logra un lift útil sobre un contacto aleatorio (≈1.00x) ni un ROC-AUC por encima del azar en validación (0.1252): el criterio de éxito de negocio definido en la sección 1.5 (lift sustancialmente mayor a 1.0x) no se cumple bajo esta metodología de validación, a diferencia de lo reportado con la partición aleatoria usada antes de esta corrección.</w:t>
+      </w:r>
+    </w:p>
+    <w:p>
+      <w:pPr>
+        <w:pStyle w:val="ListParagraph"/>
+      </w:pPr>
+      <w:r>
+        <w:t>•  Ninguna variable individual —incluida la satisfacción declarada en la reseña (review_score)— es un driver fuerte de la recompra por sí sola, un hallazgo del EDA que se sostiene con independencia del split; sin embargo, dado que el modelo final no logra generalizar hacia adelante en el tiempo (sección 3.4), la lista de variables que más mueven su score (cuotas de pago, precio por ítem, peso del producto y flete, y algunas categorías) debe leerse como una descripción de su comportamiento interno, no como evidencia de drivers de negocio confiables.</w:t>
+      </w:r>
+    </w:p>
+    <w:p>
+      <w:pPr>
+        <w:pStyle w:val="ListParagraph"/>
+      </w:pPr>
+      <w:r>
+        <w:t>•  La segmentación RFM complementaria identifica un segmento numeroso de clientes "en riesgo/bajo valor" (alta recencia, bajo monto) como la mayor oportunidad de reactivación para ShopMart — este resultado es independiente del modelo predictivo y no se ve afectado por el hallazgo anterior.</w:t>
       </w:r>
     </w:p>
     <w:p>
@@ -1222,7 +1222,7 @@
         <w:pStyle w:val="ListParagraph"/>
       </w:pPr>
       <w:r>
-        <w:t>•  Señal predictiva débil en términos absolutos: la recompra depende de factores no observables en el dataset (competencia, necesidad real del producto, campañas externas de marketing).</w:t>
+        <w:t>•  Bajo una validación temporal correcta, el modelo no generaliza hacia clientes futuros mejor que el azar (lift ≈1.00x, ROC-AUC de validación 0.1252): la ventaja observada en validación cruzada dentro de entrenamiento (sección 3.1) no se sostiene hacia adelante en el tiempo. La causa más probable es un desplazamiento temporal (concept drift) en la relación entre las features y el target —posiblemente ligado a las variables de estacionalidad (mes, día de semana, trimestre de compra)—, agravado porque la recompra también depende de factores no observables en el dataset (competencia, necesidad real del producto, campañas externas de marketing).</w:t>
       </w:r>
     </w:p>
     <w:p>
@@ -1238,7 +1238,7 @@
         <w:pStyle w:val="ListParagraph"/>
       </w:pPr>
       <w:r>
-        <w:t>•  El desempeño por subgrupo se estimó sobre muestras relativamente pequeñas y debe considerarse orientativo, no concluyente.</w:t>
+        <w:t>•  El análisis por subgrupo (categoría, estado) dejó de ser informativo bajo este modelo: al perder poder discriminativo, predice casi lo mismo para prácticamente todos los subgrupos, independientemente del tamaño de muestra — habría que repetirlo si se logra una versión del modelo que sí generalice hacia adelante en el tiempo.</w:t>
       </w:r>
     </w:p>
     <w:p>
@@ -1251,10 +1251,26 @@
     </w:p>
     <w:p>
       <w:pPr>
+        <w:pStyle w:val="ListParagraph"/>
+      </w:pPr>
+      <w:r>
+        <w:t>•  El proceso de selección de hiperparámetros (RandomizedSearchCV) solo usa validación cruzada dentro de train: no detecta ni penaliza la falta de generalización hacia adelante en el tiempo detectada en la sección 3.4, porque esa validación cruzada barajó aleatoriamente filas de la misma ventana temporal de entrenamiento.</w:t>
+      </w:r>
+    </w:p>
+    <w:p>
+      <w:pPr>
         <w:pStyle w:val="Heading2"/>
       </w:pPr>
       <w:r>
         <w:t>5.3 Trabajo futuro</w:t>
+      </w:r>
+    </w:p>
+    <w:p>
+      <w:pPr>
+        <w:pStyle w:val="ListParagraph"/>
+      </w:pPr>
+      <w:r>
+        <w:t>•  Investigar la causa del desplazamiento temporal detectado (por qué el desempeño colapsa de entrenamiento a validación/test) y explorar esquemas de selección de modelos e hiperparámetros que usen validación explícitamente temporal (p. ej. ventanas móviles o un conjunto de validación intermedio ya ordenado en el tiempo) en vez de depender solo de validación cruzada dentro de train — la prioridad más alta identificada por este trabajo.</w:t>
       </w:r>
     </w:p>
     <w:p>
